--- a/Meeting Minutes/Advisor meetings/Meeting Agendas/Clement Meeting Agenda Week 9.docx
+++ b/Meeting Minutes/Advisor meetings/Meeting Agendas/Clement Meeting Agenda Week 9.docx
@@ -63,7 +63,10 @@
               <w:t xml:space="preserve"> </w:t>
             </w:r>
             <w:r>
-              <w:t>28/08/26</w:t>
+              <w:t>14/09</w:t>
+            </w:r>
+            <w:r>
+              <w:t>/26</w:t>
             </w:r>
           </w:p>
         </w:tc>
@@ -1026,7 +1029,6 @@
         <w:docPartUnique/>
       </w:docPartObj>
     </w:sdtPr>
-    <w:sdtEndPr/>
     <w:sdtContent>
       <w:sdt>
         <w:sdtPr>
@@ -1036,7 +1038,6 @@
             <w:docPartUnique/>
           </w:docPartObj>
         </w:sdtPr>
-        <w:sdtEndPr/>
         <w:sdtContent>
           <w:p>
             <w:pPr>
